--- a/Б.7.5_Модули/Б.7.5_Модуль3_Строительство_и_надзор.docx
+++ b/Б.7.5_Модули/Б.7.5_Модуль3_Строительство_и_надзор.docx
@@ -70,55 +70,53 @@
       </w:r>
     </w:p>
     <w:p>
-      <w:pPr>
-        <w:pStyle w:val="ListBullet"/>
-      </w:pPr>
       <w:r>
         <w:rPr>
           <w:rFonts w:ascii="Times New Roman" w:hAnsi="Times New Roman"/>
           <w:b w:val="0"/>
           <w:sz w:val="24"/>
         </w:rPr>
-        <w:t>Строительство газопроводов начинается с подготовки трассы, разработки траншеи или устройства надземной эстакады с соблюдением требований охранной зоны.</w:t>
+        <w:t>При строительстве, реконструкции, монтаже и капитальном ремонте должно быть обеспечено соблюдение: технических решений, предусмотренных проектной документацией; требований эксплуатационной документации изготовителей; технологии строительства, монтажа, капитального ремонта и реконструкции в соответствии с проектом производства работ или технологическими картами (ПП РФ № 870, п. 56).</w:t>
       </w:r>
     </w:p>
     <w:p>
-      <w:pPr>
-        <w:pStyle w:val="ListBullet"/>
-      </w:pPr>
       <w:r>
         <w:rPr>
           <w:rFonts w:ascii="Times New Roman" w:hAnsi="Times New Roman"/>
           <w:b w:val="0"/>
           <w:sz w:val="24"/>
         </w:rPr>
-        <w:t>Монтаж стальных газопроводов выполняется с контролем качества сварных соединений; полиэтиленовые — методом butt-weld или с использованием деталей по СП 42-103.</w:t>
+        <w:t>В случае выявления отступлений от требований, фактов использования материалов, не предусмотренных проектной документацией, и нарушения порядка и некачественного выполнения работ, строительно-монтажные работы должны быть приостановлены, а обнаруженные дефекты устранены (ПП РФ № 870, п. 57).</w:t>
       </w:r>
     </w:p>
     <w:p>
-      <w:pPr>
-        <w:pStyle w:val="ListBullet"/>
-      </w:pPr>
       <w:r>
         <w:rPr>
           <w:rFonts w:ascii="Times New Roman" w:hAnsi="Times New Roman"/>
           <w:b w:val="0"/>
           <w:sz w:val="24"/>
         </w:rPr>
-        <w:t>Строительный контроль включает проверку соответствия работ проекту, ведение журналов и оформление актов освидетельствования скрытых работ.</w:t>
+        <w:t>При строительстве, реконструкции, монтаже и капитальном ремонте должны применяться технологии сварки и сварочное оборудование, обеспечивающие герметичность и прочность сварных соединений. Запрещается размещение сварных соединений труб газопроводов в стенах, перекрытиях и других конструкциях зданий и сооружений. Сварные соединения подлежат контролю методами неразрушающего контроля лицом, аттестованным в установленном порядке (ПП РФ № 870, п. 58–60).</w:t>
       </w:r>
     </w:p>
     <w:p>
-      <w:pPr>
-        <w:pStyle w:val="ListBullet"/>
-      </w:pPr>
       <w:r>
         <w:rPr>
           <w:rFonts w:ascii="Times New Roman" w:hAnsi="Times New Roman"/>
           <w:b w:val="0"/>
           <w:sz w:val="24"/>
         </w:rPr>
-        <w:t>Реконструкция изношенных газопроводов может выполняться бестраншейными методами с сохранением или заменой существующей трассы.</w:t>
+        <w:t>К газоопасным работам относятся: технологическое присоединение (врезка) вновь построенных газопроводов к действующим; пуск газа при вводе в эксплуатацию, расконсервации, после ремонта; удаление закупорок, установка и снятие заглушек; работы с применением всех видов сварки и газовой резки на действующих газопроводах; проверка состояния охранных зон газопроводов (ФНП № 531, п. 129). Газоопасные работы выполняются по наряду-допуску (ФНП № 531, п. 132).</w:t>
+      </w:r>
+    </w:p>
+    <w:p>
+      <w:r>
+        <w:rPr>
+          <w:rFonts w:ascii="Times New Roman" w:hAnsi="Times New Roman"/>
+          <w:b w:val="0"/>
+          <w:sz w:val="24"/>
+        </w:rPr>
+        <w:t>На земельные участки в охранных зонах газораспределительных сетей налагаются ограничения: запрещается строительство объектов; разливать кислоты и щелочи; разводить огонь; обрабатывать почву на глубину более 0,3 м; самовольно подключаться к сетям. Хозяйственная деятельность с нарушением поверхности и обработкой почвы на глубину более 0,3 м осуществляется на основании письменного разрешения эксплуатационной организации (ПП РФ № 878, п. 14, 16).</w:t>
       </w:r>
     </w:p>
     <w:p>
@@ -132,55 +130,53 @@
       </w:r>
     </w:p>
     <w:p>
-      <w:pPr>
-        <w:pStyle w:val="ListBullet"/>
-      </w:pPr>
       <w:r>
         <w:rPr>
           <w:rFonts w:ascii="Times New Roman" w:hAnsi="Times New Roman"/>
           <w:b w:val="0"/>
           <w:sz w:val="24"/>
         </w:rPr>
-        <w:t>Капитальный ремонт и техническое перевооружение выполняются по проекту или технической документации с предварительным отключением и продувкой участка.</w:t>
+        <w:t>Перед ремонтом газоиспользующего оборудования, осмотром и ремонтом топок котлов газоиспользующее оборудование и запальные трубопроводы должны отключаться от действующих газопроводов с установкой заглушки после запорной арматуры (ФНП № 531, п. 40).</w:t>
       </w:r>
     </w:p>
     <w:p>
-      <w:pPr>
-        <w:pStyle w:val="ListBullet"/>
-      </w:pPr>
       <w:r>
         <w:rPr>
           <w:rFonts w:ascii="Times New Roman" w:hAnsi="Times New Roman"/>
           <w:b w:val="0"/>
           <w:sz w:val="24"/>
         </w:rPr>
-        <w:t>Консервация газопроводов предусматривает отключение, продувку, установку заглушек и периодический контроль состояния.</w:t>
+        <w:t>После окончания ремонта на газопроводах и технических устройствах необходимо провести испытания в соответствии с требованиями проектной документации; при отсутствии в проектной документации требований к проведению испытаний — в соответствии с требованиями сводов правил для сетей газораспределения и газопотребления (ФНП № 531, п. 41).</w:t>
       </w:r>
     </w:p>
     <w:p>
-      <w:pPr>
-        <w:pStyle w:val="ListBullet"/>
-      </w:pPr>
       <w:r>
         <w:rPr>
           <w:rFonts w:ascii="Times New Roman" w:hAnsi="Times New Roman"/>
           <w:b w:val="0"/>
           <w:sz w:val="24"/>
         </w:rPr>
-        <w:t>Расконсервация включает осмотр, техническое обслуживание, испытания и только после положительных результатов — пуск газа.</w:t>
+        <w:t>Решение о консервации и расконсервации сети газораспределения и сети газопотребления принимается организацией — собственником с уведомлением федерального органа, осуществляющего контроль (надзор) в сфере промышленной безопасности. Консервация предусматривает мероприятия, обеспечивающие промышленную и экологическую безопасность, материальную сохранность и предотвращение разрушения (ПП РФ № 870, п. 81–82).</w:t>
       </w:r>
     </w:p>
     <w:p>
-      <w:pPr>
-        <w:pStyle w:val="ListBullet"/>
-      </w:pPr>
       <w:r>
         <w:rPr>
           <w:rFonts w:ascii="Times New Roman" w:hAnsi="Times New Roman"/>
           <w:b w:val="0"/>
           <w:sz w:val="24"/>
         </w:rPr>
-        <w:t>Ввод в эксплуатацию без испытаний и исполнительной документации не допускается.</w:t>
+        <w:t>Консервация сети газораспределения и сети газопотребления производится на основании проектной документации, утверждённой в установленном порядке. В проектной документации на консервацию должны быть предусмотрены меры, исключающие возможность образования предельно допустимой взрывоопасной концентрации газовоздушной смеси (ПП РФ № 870, п. 84–85).</w:t>
+      </w:r>
+    </w:p>
+    <w:p>
+      <w:r>
+        <w:rPr>
+          <w:rFonts w:ascii="Times New Roman" w:hAnsi="Times New Roman"/>
+          <w:b w:val="0"/>
+          <w:sz w:val="24"/>
+        </w:rPr>
+        <w:t>Заглушки на газопроводах ПРГ при пуске газа после консервации или ремонта должны сниматься после осмотра технического состояния (обхода) газопроводов, проведения технического обслуживания и испытания, а после ремонта на газопроводе (сварочных работ) — после испытания на прочность и герметичность в соответствии с требованиями Правил (ФНП № 531, п. 50).</w:t>
       </w:r>
     </w:p>
     <w:p/>
@@ -204,7 +200,7 @@
           <w:b w:val="0"/>
           <w:sz w:val="24"/>
         </w:rPr>
-        <w:t>СМР выполняются по проекту с обязательным строительным контролем.</w:t>
+        <w:t>СМР — строго по проекту; при отступлениях работы приостанавливаются (ТР п. 56–57).</w:t>
       </w:r>
     </w:p>
     <w:p>
@@ -217,7 +213,7 @@
           <w:b w:val="0"/>
           <w:sz w:val="24"/>
         </w:rPr>
-        <w:t>Газоопасные работы — только по наряду-допуску и плану.</w:t>
+        <w:t>Сварка при СМР — НК обязателен; сварные швы в стенах запрещены (ТР п. 58–60).</w:t>
       </w:r>
     </w:p>
     <w:p>
@@ -230,7 +226,7 @@
           <w:b w:val="0"/>
           <w:sz w:val="24"/>
         </w:rPr>
-        <w:t>Охранная зона газопровода (ПП РФ № 878) ограничивает сторонние работы.</w:t>
+        <w:t>Газоопасные работы — по наряду-допуску (ФНП № 531, п. 129, 132); ограничения в охранных зонах — ПП РФ № 878.</w:t>
       </w:r>
     </w:p>
     <w:p>
@@ -243,7 +239,7 @@
           <w:b w:val="0"/>
           <w:sz w:val="24"/>
         </w:rPr>
-        <w:t>Капремонт и ТПВ требуют отключения, продувки и испытаний перед пуском.</w:t>
+        <w:t>Консервация/расконсервация — по проекту, с испытаниями перед пуском (ТР п. 81–85; ФНП № 531, п. 50).</w:t>
       </w:r>
     </w:p>
     <w:sectPr>

--- a/Б.7.5_Модули/Б.7.5_Модуль3_Строительство_и_надзор.docx
+++ b/Б.7.5_Модули/Б.7.5_Модуль3_Строительство_и_надзор.docx
@@ -25,7 +25,7 @@
           <w:b w:val="0"/>
           <w:sz w:val="24"/>
         </w:rPr>
-        <w:t>Объём модуля: 6 академических часов</w:t>
+        <w:t>Объём модуля: 10 академических часов</w:t>
       </w:r>
     </w:p>
     <w:p>
@@ -66,7 +66,7 @@
           <w:b/>
           <w:sz w:val="24"/>
         </w:rPr>
-        <w:t>Тема 3.1. Строительство и реконструкция газопроводов: прокладка, контроль СМР, охранные зоны (3 ч)</w:t>
+        <w:t>Тема 3.1. Строительство и реконструкция газопроводов: прокладка, контроль СМР, охранные зоны (5 ч)</w:t>
       </w:r>
     </w:p>
     <w:p>
@@ -96,7 +96,7 @@
           <w:b w:val="0"/>
           <w:sz w:val="24"/>
         </w:rPr>
-        <w:t>При строительстве, реконструкции, монтаже и капитальном ремонте должны применяться технологии сварки и сварочное оборудование, обеспечивающие герметичность и прочность сварных соединений. Запрещается размещение сварных соединений труб газопроводов в стенах, перекрытиях и других конструкциях зданий и сооружений. Сварные соединения подлежат контролю методами неразрушающего контроля лицом, аттестованным в установленном порядке (ПП РФ № 870, п. 58–60).</w:t>
+        <w:t>При строительстве, реконструкции, монтаже и капитальном ремонте должны применяться материалы, технологии и оборудование, предусмотренные проектной документацией. Исполнительная документация должна отражать фактически выполненные работы и использованные материалы (ПП РФ № 870, п. 56–57).</w:t>
       </w:r>
     </w:p>
     <w:p>
@@ -106,7 +106,7 @@
           <w:b w:val="0"/>
           <w:sz w:val="24"/>
         </w:rPr>
-        <w:t>К газоопасным работам относятся: технологическое присоединение (врезка) вновь построенных газопроводов к действующим; пуск газа при вводе в эксплуатацию, расконсервации, после ремонта; удаление закупорок, установка и снятие заглушек; работы с применением всех видов сварки и газовой резки на действующих газопроводах; проверка состояния охранных зон газопроводов (ФНП № 531, п. 129). Газоопасные работы выполняются по наряду-допуску (ФНП № 531, п. 132).</w:t>
+        <w:t>Государственный контроль (надзор) за соблюдением требований технического регламента при строительстве, реконструкции, капитальном ремонте и монтаже сетей газораспределения и газопотребления осуществляет Ростехнадзор (ПП РФ № 870, п. 2, 88).</w:t>
       </w:r>
     </w:p>
     <w:p>
@@ -126,7 +126,7 @@
           <w:b/>
           <w:sz w:val="24"/>
         </w:rPr>
-        <w:t>Тема 3.2. Капитальный ремонт, техническое перевооружение, консервация и расконсервация (3 ч)</w:t>
+        <w:t>Тема 3.2. Капитальный ремонт, техническое перевооружение, консервация и приёмка объекта (5 ч)</w:t>
       </w:r>
     </w:p>
     <w:p>
@@ -136,17 +136,7 @@
           <w:b w:val="0"/>
           <w:sz w:val="24"/>
         </w:rPr>
-        <w:t>Перед ремонтом газоиспользующего оборудования, осмотром и ремонтом топок котлов газоиспользующее оборудование и запальные трубопроводы должны отключаться от действующих газопроводов с установкой заглушки после запорной арматуры (ФНП № 531, п. 40).</w:t>
-      </w:r>
-    </w:p>
-    <w:p>
-      <w:r>
-        <w:rPr>
-          <w:rFonts w:ascii="Times New Roman" w:hAnsi="Times New Roman"/>
-          <w:b w:val="0"/>
-          <w:sz w:val="24"/>
-        </w:rPr>
-        <w:t>После окончания ремонта на газопроводах и технических устройствах необходимо провести испытания в соответствии с требованиями проектной документации; при отсутствии в проектной документации требований к проведению испытаний — в соответствии с требованиями сводов правил для сетей газораспределения и газопотребления (ФНП № 531, п. 41).</w:t>
+        <w:t>Капитальный ремонт сетей газораспределения и газопотребления должен осуществляться в соответствии с проектной документацией, разработанной в установленном порядке. Техническое перевооружение — замена или модернизация оборудования, не связанная с изменением технологического процесса — также выполняется на основании проектных решений (ФНП № 531, п. 2–4).</w:t>
       </w:r>
     </w:p>
     <w:p>
@@ -176,7 +166,17 @@
           <w:b w:val="0"/>
           <w:sz w:val="24"/>
         </w:rPr>
-        <w:t>Заглушки на газопроводах ПРГ при пуске газа после консервации или ремонта должны сниматься после осмотра технического состояния (обхода) газопроводов, проведения технического обслуживания и испытания, а после ремонта на газопроводе (сварочных работ) — после испытания на прочность и герметичность в соответствии с требованиями Правил (ФНП № 531, п. 50).</w:t>
+        <w:t>По завершении строительства, реконструкции, монтажа и капитального ремонта сети газораспределения и сети газопотребления приёмка осуществляется приемочной комиссией, в состав которой входят представители застройщика, строительной и проектной организаций, эксплуатационной организации и Ростехнадзора (ПП РФ № 870, п. 93).</w:t>
+      </w:r>
+    </w:p>
+    <w:p>
+      <w:r>
+        <w:rPr>
+          <w:rFonts w:ascii="Times New Roman" w:hAnsi="Times New Roman"/>
+          <w:b w:val="0"/>
+          <w:sz w:val="24"/>
+        </w:rPr>
+        <w:t>К материалам идентификации объектов относятся: проектная документация; заключение экспертизы; разрешение на строительство; исполнительная документация; акт приёмки; разрешение на ввод в эксплуатацию. Использование иных материалов в качестве материалов для идентификации не допускается (ПП РФ № 870, п. 12–13).</w:t>
       </w:r>
     </w:p>
     <w:p/>
@@ -213,7 +213,7 @@
           <w:b w:val="0"/>
           <w:sz w:val="24"/>
         </w:rPr>
-        <w:t>Сварка при СМР — НК обязателен; сварные швы в стенах запрещены (ТР п. 58–60).</w:t>
+        <w:t>Технический надзор Ростехнадзора при строительстве, реконструкции и капремонте (ТР п. 2, 88).</w:t>
       </w:r>
     </w:p>
     <w:p>
@@ -226,7 +226,7 @@
           <w:b w:val="0"/>
           <w:sz w:val="24"/>
         </w:rPr>
-        <w:t>Газоопасные работы — по наряду-допуску (ФНП № 531, п. 129, 132); ограничения в охранных зонах — ПП РФ № 878.</w:t>
+        <w:t>Охранные зоны: ограничения на земляные работы без разрешения эксплуатационной организации (ПП РФ № 878).</w:t>
       </w:r>
     </w:p>
     <w:p>
@@ -239,7 +239,7 @@
           <w:b w:val="0"/>
           <w:sz w:val="24"/>
         </w:rPr>
-        <w:t>Консервация/расконсервация — по проекту, с испытаниями перед пуском (ТР п. 81–85; ФНП № 531, п. 50).</w:t>
+        <w:t>Капремонт, ТПВ, консервация — по проекту; приёмка — комиссией (ТР п. 81–85, 93).</w:t>
       </w:r>
     </w:p>
     <w:sectPr>
